--- a/Guia_CEFR_TOPIK_Escalera_Cursos.docx
+++ b/Guia_CEFR_TOPIK_Escalera_Cursos.docx
@@ -71,7 +71,7 @@
     <w:p>
       <w:pPr>
         <w:pBdr>
-          <w:bottom w:val="single" w:color="C8001E" w:sz="12" w:space="1"/>
+          <w:bottom w:val="single" w:color="4236F6" w:sz="12" w:space="1"/>
         </w:pBdr>
         <w:spacing w:after="260"/>
         <w:jc w:val="center"/>
@@ -1481,7 +1481,7 @@
           <w:rFonts w:ascii="Arial" w:cs="Arial" w:eastAsia="Arial" w:hAnsi="Arial"/>
           <w:b/>
           <w:bCs/>
-          <w:color w:val="C8001E"/>
+          <w:color w:val="4236F6"/>
           <w:sz w:val="22"/>
           <w:szCs w:val="22"/>
         </w:rPr>
@@ -1852,7 +1852,7 @@
           <w:rFonts w:ascii="Arial" w:cs="Arial" w:eastAsia="Arial" w:hAnsi="Arial"/>
           <w:b/>
           <w:bCs/>
-          <w:color w:val="C8001E"/>
+          <w:color w:val="4236F6"/>
           <w:sz w:val="22"/>
           <w:szCs w:val="22"/>
         </w:rPr>
@@ -2223,7 +2223,7 @@
           <w:rFonts w:ascii="Arial" w:cs="Arial" w:eastAsia="Arial" w:hAnsi="Arial"/>
           <w:b/>
           <w:bCs/>
-          <w:color w:val="C8001E"/>
+          <w:color w:val="4236F6"/>
           <w:sz w:val="22"/>
           <w:szCs w:val="22"/>
         </w:rPr>
@@ -2594,7 +2594,7 @@
           <w:rFonts w:ascii="Arial" w:cs="Arial" w:eastAsia="Arial" w:hAnsi="Arial"/>
           <w:b/>
           <w:bCs/>
-          <w:color w:val="C8001E"/>
+          <w:color w:val="4236F6"/>
           <w:sz w:val="22"/>
           <w:szCs w:val="22"/>
         </w:rPr>
@@ -4623,7 +4623,7 @@
           <w:rFonts w:ascii="Arial" w:cs="Arial" w:eastAsia="Arial" w:hAnsi="Arial"/>
           <w:b/>
           <w:bCs/>
-          <w:color w:val="C8001E"/>
+          <w:color w:val="4236F6"/>
           <w:sz w:val="22"/>
           <w:szCs w:val="22"/>
         </w:rPr>
@@ -5745,7 +5745,7 @@
           <w:rFonts w:ascii="Arial" w:cs="Arial" w:eastAsia="Arial" w:hAnsi="Arial"/>
           <w:b/>
           <w:bCs/>
-          <w:color w:val="C8001E"/>
+          <w:color w:val="4236F6"/>
           <w:sz w:val="22"/>
           <w:szCs w:val="22"/>
         </w:rPr>
@@ -6146,7 +6146,7 @@
           <w:rFonts w:ascii="Arial" w:cs="Arial" w:eastAsia="Arial" w:hAnsi="Arial"/>
           <w:b/>
           <w:bCs/>
-          <w:color w:val="C8001E"/>
+          <w:color w:val="4236F6"/>
           <w:sz w:val="22"/>
           <w:szCs w:val="22"/>
         </w:rPr>
@@ -8342,7 +8342,7 @@
           <w:bCs/>
           <w:i/>
           <w:iCs/>
-          <w:color w:val="C8001E"/>
+          <w:color w:val="4236F6"/>
           <w:sz w:val="21"/>
           <w:szCs w:val="21"/>
         </w:rPr>
